--- a/Entrega/Memoria/Memoria_TFG_markdown.docx
+++ b/Entrega/Memoria/Memoria_TFG_markdown.docx
@@ -2463,6 +2463,12 @@
               <w:rPr>
                 <w:rStyle w:val="VerbatimChar"/>
               </w:rPr>
+              <w:t xml:space="preserve">entrada_teclas.py</w:t>
+            </w:r>
+            <w:r>
+              <w:rPr>
+                <w:rStyle w:val="VerbatimChar"/>
+              </w:rPr>
               <w:t xml:space="preserve">entrada_menu.py</w:t>
             </w:r>
             <w:r>
@@ -2480,7 +2486,19 @@
               <w:pStyle w:val="Compact"/>
             </w:pPr>
             <w:r>
-              <w:t xml:space="preserve">Teclas, menús, pausa, ayuda</w:t>
+              <w:t xml:space="preserve">Teclas (</w:t>
+            </w:r>
+            <w:r>
+              <w:rPr>
+                <w:rStyle w:val="VerbatimChar"/>
+              </w:rPr>
+              <w:t xml:space="preserve">msvcrt</w:t>
+            </w:r>
+            <w:r>
+              <w:t xml:space="preserve"> </w:t>
+            </w:r>
+            <w:r>
+              <w:t xml:space="preserve">en Windows), menús, pausa, ayuda</w:t>
             </w:r>
           </w:p>
         </w:tc>
@@ -3125,6 +3143,12 @@
               </w:rPr>
               <w:t xml:space="preserve">duplicados.py revisar</w:t>
             </w:r>
+            <w:r>
+              <w:t xml:space="preserve"> </w:t>
+            </w:r>
+            <w:r>
+              <w:t xml:space="preserve">(0 pares similares en CSV y plantillas intra-materia, 2026-06-15)</w:t>
+            </w:r>
           </w:p>
         </w:tc>
       </w:tr>
@@ -3136,7 +3160,7 @@
               <w:pStyle w:val="Compact"/>
             </w:pPr>
             <w:r>
-              <w:t xml:space="preserve">Pruebas de regresión del juego</w:t>
+              <w:t xml:space="preserve">Pruebas de regresión</w:t>
             </w:r>
           </w:p>
         </w:tc>
@@ -3150,7 +3174,46 @@
               <w:rPr>
                 <w:rStyle w:val="VerbatimChar"/>
               </w:rPr>
-              <w:t xml:space="preserve">python -m unittest discover -s Juego/Tests -v</w:t>
+              <w:t xml:space="preserve">python -m unittest discover -s Tests -v</w:t>
+            </w:r>
+            <w:r>
+              <w:t xml:space="preserve"> </w:t>
+            </w:r>
+            <w:r>
+              <w:t xml:space="preserve">(51 tests)</w:t>
+            </w:r>
+          </w:p>
+        </w:tc>
+      </w:tr>
+      <w:tr>
+        <w:tc>
+          <w:tcPr/>
+          <w:p>
+            <w:pPr>
+              <w:pStyle w:val="Compact"/>
+            </w:pPr>
+            <w:r>
+              <w:t xml:space="preserve">Integración continua</w:t>
+            </w:r>
+          </w:p>
+        </w:tc>
+        <w:tc>
+          <w:tcPr/>
+          <w:p>
+            <w:pPr>
+              <w:pStyle w:val="Compact"/>
+            </w:pPr>
+            <w:r>
+              <w:t xml:space="preserve">GitHub Actions (</w:t>
+            </w:r>
+            <w:r>
+              <w:rPr>
+                <w:rStyle w:val="VerbatimChar"/>
+              </w:rPr>
+              <w:t xml:space="preserve">.github/workflows/ci.yml</w:t>
+            </w:r>
+            <w:r>
+              <w:t xml:space="preserve">)</w:t>
             </w:r>
           </w:p>
         </w:tc>
@@ -3477,7 +3540,39 @@
         <w:t xml:space="preserve">duplicados.py revisar</w:t>
       </w:r>
       <w:r>
-        <w:t xml:space="preserve">): detección de pares similares pendientes de sustitución (3 en CSV modo seguro, ~13 intra-materia en plantillas beta).</w:t>
+        <w:t xml:space="preserve">):</w:t>
+      </w:r>
+      <w:r>
+        <w:t xml:space="preserve"> </w:t>
+      </w:r>
+      <w:r>
+        <w:rPr>
+          <w:b/>
+          <w:bCs/>
+        </w:rPr>
+        <w:t xml:space="preserve">0 pares similares</w:t>
+      </w:r>
+      <w:r>
+        <w:t xml:space="preserve"> </w:t>
+      </w:r>
+      <w:r>
+        <w:t xml:space="preserve">en CSV y plantillas intra-materia tras sustituciones y deduplicación (junio 2026). Pool de plantillas beta:</w:t>
+      </w:r>
+      <w:r>
+        <w:t xml:space="preserve"> </w:t>
+      </w:r>
+      <w:r>
+        <w:rPr>
+          <w:b/>
+          <w:bCs/>
+        </w:rPr>
+        <w:t xml:space="preserve">1289</w:t>
+      </w:r>
+      <w:r>
+        <w:t xml:space="preserve"> </w:t>
+      </w:r>
+      <w:r>
+        <w:t xml:space="preserve">entradas.</w:t>
       </w:r>
     </w:p>
     <w:p>
@@ -3687,7 +3782,7 @@
               <w:t xml:space="preserve"> </w:t>
             </w:r>
             <w:r>
-              <w:t xml:space="preserve">(18 módulos)</w:t>
+              <w:t xml:space="preserve">(19 módulos)</w:t>
             </w:r>
           </w:p>
         </w:tc>
@@ -3834,13 +3929,50 @@
               <w:rPr>
                 <w:rStyle w:val="VerbatimChar"/>
               </w:rPr>
-              <w:t xml:space="preserve">Juego/Tests/</w:t>
+              <w:t xml:space="preserve">Tests/</w:t>
             </w:r>
             <w:r>
               <w:t xml:space="preserve"> </w:t>
             </w:r>
             <w:r>
-              <w:t xml:space="preserve">(informes, entrada, feedback, configuración)</w:t>
+              <w:t xml:space="preserve">—</w:t>
+            </w:r>
+            <w:r>
+              <w:t xml:space="preserve"> </w:t>
+            </w:r>
+            <w:r>
+              <w:rPr>
+                <w:b/>
+                <w:bCs/>
+              </w:rPr>
+              <w:t xml:space="preserve">51 tests</w:t>
+            </w:r>
+            <w:r>
+              <w:t xml:space="preserve"> </w:t>
+            </w:r>
+            <w:r>
+              <w:t xml:space="preserve">(</w:t>
+            </w:r>
+            <w:r>
+              <w:rPr>
+                <w:rStyle w:val="VerbatimChar"/>
+              </w:rPr>
+              <w:t xml:space="preserve">Tests/Juego/</w:t>
+            </w:r>
+            <w:r>
+              <w:t xml:space="preserve">,</w:t>
+            </w:r>
+            <w:r>
+              <w:t xml:space="preserve"> </w:t>
+            </w:r>
+            <w:r>
+              <w:rPr>
+                <w:rStyle w:val="VerbatimChar"/>
+              </w:rPr>
+              <w:t xml:space="preserve">Tests/Scripts/</w:t>
+            </w:r>
+            <w:r>
+              <w:t xml:space="preserve">); CI en GitHub Actions</w:t>
             </w:r>
           </w:p>
         </w:tc>
@@ -4674,7 +4806,7 @@
         <w:t xml:space="preserve">mantenimiento.py</w:t>
       </w:r>
       <w:r>
-        <w:t xml:space="preserve">): validación, revisión, pipeline de plantillas, auditorías (salida en consola), deduplicación y estadísticas del histórico de qualificacions. Los scripts de regeneración masiva del CSV se aislaron en</w:t>
+        <w:t xml:space="preserve">): validación, revisión, pipeline de plantillas, auditorías (salida en consola), deduplicación y estadísticas del histórico de qualificacions. La lógica de claves de contenido y expansión de plantillas se centralizó en</w:t>
       </w:r>
       <w:r>
         <w:t xml:space="preserve"> </w:t>
@@ -4683,13 +4815,52 @@
         <w:rPr>
           <w:rStyle w:val="VerbatimChar"/>
         </w:rPr>
+        <w:t xml:space="preserve">utils_plantillas_core.py</w:t>
+      </w:r>
+      <w:r>
+        <w:t xml:space="preserve">, compartida con</w:t>
+      </w:r>
+      <w:r>
+        <w:t xml:space="preserve"> </w:t>
+      </w:r>
+      <w:r>
+        <w:rPr>
+          <w:rStyle w:val="VerbatimChar"/>
+        </w:rPr>
+        <w:t xml:space="preserve">Juego/Consola/datos.py</w:t>
+      </w:r>
+      <w:r>
+        <w:t xml:space="preserve">. Los scripts de regeneración masiva del CSV se aislaron en</w:t>
+      </w:r>
+      <w:r>
+        <w:t xml:space="preserve"> </w:t>
+      </w:r>
+      <w:r>
+        <w:rPr>
+          <w:rStyle w:val="VerbatimChar"/>
+        </w:rPr>
         <w:t xml:space="preserve">Files/Archivo/</w:t>
       </w:r>
       <w:r>
         <w:t xml:space="preserve"> </w:t>
       </w:r>
       <w:r>
-        <w:t xml:space="preserve">con protección de banco cerrado. Catálogo de comandos:</w:t>
+        <w:t xml:space="preserve">con protección de banco cerrado. Suite de pruebas en</w:t>
+      </w:r>
+      <w:r>
+        <w:t xml:space="preserve"> </w:t>
+      </w:r>
+      <w:r>
+        <w:rPr>
+          <w:rStyle w:val="VerbatimChar"/>
+        </w:rPr>
+        <w:t xml:space="preserve">Tests/</w:t>
+      </w:r>
+      <w:r>
+        <w:t xml:space="preserve"> </w:t>
+      </w:r>
+      <w:r>
+        <w:t xml:space="preserve">(51 tests) con CI en GitHub Actions. Catálogo de comandos:</w:t>
       </w:r>
       <w:r>
         <w:t xml:space="preserve"> </w:t>
@@ -6408,7 +6579,7 @@
               <w:pStyle w:val="Compact"/>
             </w:pPr>
             <w:r>
-              <w:t xml:space="preserve">Banco validado y tests; sin estudio con usuarios</w:t>
+              <w:t xml:space="preserve">Banco validado, 51 tests + CI; sin estudio con usuarios</w:t>
             </w:r>
           </w:p>
         </w:tc>
@@ -6485,7 +6656,38 @@
         <w:t xml:space="preserve"> </w:t>
       </w:r>
       <w:r>
-        <w:t xml:space="preserve">se garantiza con reglas de balance automatizadas. Quedan abiertas:</w:t>
+        <w:t xml:space="preserve">se garantiza con reglas de balance automatizadas. La</w:t>
+      </w:r>
+      <w:r>
+        <w:t xml:space="preserve"> </w:t>
+      </w:r>
+      <w:r>
+        <w:rPr>
+          <w:b/>
+          <w:bCs/>
+        </w:rPr>
+        <w:t xml:space="preserve">validez semántica</w:t>
+      </w:r>
+      <w:r>
+        <w:t xml:space="preserve"> </w:t>
+      </w:r>
+      <w:r>
+        <w:t xml:space="preserve">fina se reforzó en junio de 2026 (sustitución de pares similares en CSV y deduplicación del pool de plantillas;</w:t>
+      </w:r>
+      <w:r>
+        <w:t xml:space="preserve"> </w:t>
+      </w:r>
+      <w:r>
+        <w:rPr>
+          <w:rStyle w:val="VerbatimChar"/>
+        </w:rPr>
+        <w:t xml:space="preserve">duplicados.py revisar</w:t>
+      </w:r>
+      <w:r>
+        <w:t xml:space="preserve"> </w:t>
+      </w:r>
+      <w:r>
+        <w:t xml:space="preserve">→ 0 pares similares). Queda abierta:</w:t>
       </w:r>
     </w:p>
     <w:p>
@@ -6507,34 +6709,6 @@
           <w:b/>
           <w:bCs/>
         </w:rPr>
-        <w:t xml:space="preserve">validez semántica</w:t>
-      </w:r>
-      <w:r>
-        <w:t xml:space="preserve"> </w:t>
-      </w:r>
-      <w:r>
-        <w:t xml:space="preserve">fina (algunos pares de ítems muy similares),</w:t>
-      </w:r>
-    </w:p>
-    <w:p>
-      <w:pPr>
-        <w:pStyle w:val="Compact"/>
-        <w:numPr>
-          <w:ilvl w:val="0"/>
-          <w:numId w:val="1005"/>
-        </w:numPr>
-      </w:pPr>
-      <w:r>
-        <w:t xml:space="preserve">y la</w:t>
-      </w:r>
-      <w:r>
-        <w:t xml:space="preserve"> </w:t>
-      </w:r>
-      <w:r>
-        <w:rPr>
-          <w:b/>
-          <w:bCs/>
-        </w:rPr>
         <w:t xml:space="preserve">validez predictiva</w:t>
       </w:r>
       <w:r>
@@ -6934,7 +7108,7 @@
         <w:t xml:space="preserve"> </w:t>
       </w:r>
       <w:r>
-        <w:t xml:space="preserve">en el CSV y en los filtros del juego, el desarrollo de la capa gráfica escape room o novela gráfica, y la sustitución de pares de ítems semánticamente similares detectados por la auditoría. Conviene además contrastar si las mecánicas de juego aumentan la práctica respecto a un listado estático —mediante un piloto con usuarios (n ≈ 15–20, cuestionario SUS, tiempo de práctica)—, línea no formulada como hipótesis contrastada en este TFG por ausencia de datos. La integración con plataformas institucionales (Moodle, AulaWeb) completaría el despliegue en el grado.</w:t>
+        <w:t xml:space="preserve">en el CSV y en los filtros del juego, el desarrollo de la capa gráfica escape room o novela gráfica, y un piloto con usuarios (n ≈ 15–20, cuestionario SUS, tiempo de práctica) para contrastar si las mecánicas de juego aumentan la práctica respecto a un listado estático —línea no formulada como hipótesis contrastada en este TFG por ausencia de datos. La integración con plataformas institucionales (Moodle, AulaWeb) completaría el despliegue en el grado.</w:t>
       </w:r>
     </w:p>
     <w:bookmarkEnd w:id="63"/>
@@ -7797,7 +7971,7 @@
                 <w:rPr>
                   <w:rStyle w:val="VerbatimChar"/>
                 </w:rPr>
-                <w:t xml:space="preserve">Juego/Tests/README.md</w:t>
+                <w:t xml:space="preserve">Tests/README.md</w:t>
               </w:r>
             </w:hyperlink>
           </w:p>

--- a/Entrega/Memoria/Memoria_TFG_markdown.docx
+++ b/Entrega/Memoria/Memoria_TFG_markdown.docx
@@ -2,7 +2,7 @@
 <file path=word/document.xml><?xml version="1.0" encoding="utf-8"?>
 <w:document xmlns:w="http://schemas.openxmlformats.org/wordprocessingml/2006/main" xmlns:m="http://schemas.openxmlformats.org/officeDocument/2006/math" xmlns:r="http://schemas.openxmlformats.org/officeDocument/2006/relationships" xmlns:o="urn:schemas-microsoft-com:office:office" xmlns:v="urn:schemas-microsoft-com:vml" xmlns:w10="urn:schemas-microsoft-com:office:word" xmlns:a="http://schemas.openxmlformats.org/drawingml/2006/main" xmlns:pic="http://schemas.openxmlformats.org/drawingml/2006/picture" xmlns:wp="http://schemas.openxmlformats.org/drawingml/2006/wordprocessingDrawing">
   <w:body>
-    <w:bookmarkStart w:id="73" w:name="X5d45246c0fca93b92ee2b2186a7233016177a7d"/>
+    <w:bookmarkStart w:id="74" w:name="X5d45246c0fca93b92ee2b2186a7233016177a7d"/>
     <w:p>
       <w:pPr>
         <w:pStyle w:val="Heading1"/>
@@ -2269,7 +2269,7 @@
               <w:rPr>
                 <w:rStyle w:val="VerbatimChar"/>
               </w:rPr>
-              <w:t xml:space="preserve">juego_cuestionario.py</w:t>
+              <w:t xml:space="preserve">juego_consola.py</w:t>
             </w:r>
           </w:p>
         </w:tc>
@@ -2281,6 +2281,44 @@
             </w:pPr>
             <w:r>
               <w:t xml:space="preserve">Menú, tutorial de teclado, bucle de modos</w:t>
+            </w:r>
+          </w:p>
+        </w:tc>
+      </w:tr>
+      <w:tr>
+        <w:tc>
+          <w:tcPr/>
+          <w:p>
+            <w:pPr>
+              <w:pStyle w:val="Compact"/>
+            </w:pPr>
+            <w:r>
+              <w:t xml:space="preserve">Dominio</w:t>
+            </w:r>
+          </w:p>
+        </w:tc>
+        <w:tc>
+          <w:tcPr/>
+          <w:p>
+            <w:pPr>
+              <w:pStyle w:val="Compact"/>
+            </w:pPr>
+            <w:r>
+              <w:rPr>
+                <w:rStyle w:val="VerbatimChar"/>
+              </w:rPr>
+              <w:t xml:space="preserve">Juego/Comun/</w:t>
+            </w:r>
+          </w:p>
+        </w:tc>
+        <w:tc>
+          <w:tcPr/>
+          <w:p>
+            <w:pPr>
+              <w:pStyle w:val="Compact"/>
+            </w:pPr>
+            <w:r>
+              <w:t xml:space="preserve">Reglas, puntuación, pool, rutas — compartido</w:t>
             </w:r>
           </w:p>
         </w:tc>
@@ -2330,107 +2368,7 @@
               <w:pStyle w:val="Compact"/>
             </w:pPr>
             <w:r>
-              <w:t xml:space="preserve">Flujos pedagógicos distintos</w:t>
-            </w:r>
-          </w:p>
-        </w:tc>
-      </w:tr>
-      <w:tr>
-        <w:tc>
-          <w:tcPr/>
-          <w:p>
-            <w:pPr>
-              <w:pStyle w:val="Compact"/>
-            </w:pPr>
-            <w:r>
-              <w:t xml:space="preserve">Motor</w:t>
-            </w:r>
-          </w:p>
-        </w:tc>
-        <w:tc>
-          <w:tcPr/>
-          <w:p>
-            <w:pPr>
-              <w:pStyle w:val="Compact"/>
-            </w:pPr>
-            <w:r>
-              <w:rPr>
-                <w:rStyle w:val="VerbatimChar"/>
-              </w:rPr>
-              <w:t xml:space="preserve">motor_partida.py</w:t>
-            </w:r>
-            <w:r>
-              <w:rPr>
-                <w:rStyle w:val="VerbatimChar"/>
-              </w:rPr>
-              <w:t xml:space="preserve">reglas_partida.py</w:t>
-            </w:r>
-            <w:r>
-              <w:rPr>
-                <w:rStyle w:val="VerbatimChar"/>
-              </w:rPr>
-              <w:t xml:space="preserve">politica_reglas.py</w:t>
-            </w:r>
-          </w:p>
-        </w:tc>
-        <w:tc>
-          <w:tcPr/>
-          <w:p>
-            <w:pPr>
-              <w:pStyle w:val="Compact"/>
-            </w:pPr>
-            <w:r>
-              <w:t xml:space="preserve">Preguntas, vidas, puntuación, informes</w:t>
-            </w:r>
-          </w:p>
-        </w:tc>
-      </w:tr>
-      <w:tr>
-        <w:tc>
-          <w:tcPr/>
-          <w:p>
-            <w:pPr>
-              <w:pStyle w:val="Compact"/>
-            </w:pPr>
-            <w:r>
-              <w:t xml:space="preserve">Datos</w:t>
-            </w:r>
-          </w:p>
-        </w:tc>
-        <w:tc>
-          <w:tcPr/>
-          <w:p>
-            <w:pPr>
-              <w:pStyle w:val="Compact"/>
-            </w:pPr>
-            <w:r>
-              <w:rPr>
-                <w:rStyle w:val="VerbatimChar"/>
-              </w:rPr>
-              <w:t xml:space="preserve">datos.py</w:t>
-            </w:r>
-            <w:r>
-              <w:rPr>
-                <w:rStyle w:val="VerbatimChar"/>
-              </w:rPr>
-              <w:t xml:space="preserve">modelos.py</w:t>
-            </w:r>
-            <w:r>
-              <w:rPr>
-                <w:rStyle w:val="VerbatimChar"/>
-              </w:rPr>
-              <w:t xml:space="preserve">rutas.py</w:t>
-            </w:r>
-          </w:p>
-        </w:tc>
-        <w:tc>
-          <w:tcPr/>
-          <w:p>
-            <w:pPr>
-              <w:pStyle w:val="Compact"/>
-            </w:pPr>
-            <w:r>
-              <w:t xml:space="preserve">Carga CSV/JSON, metadatos, rutas</w:t>
+              <w:t xml:space="preserve">Flujos pedagógicos en terminal</w:t>
             </w:r>
           </w:p>
         </w:tc>
@@ -3180,7 +3118,7 @@
               <w:t xml:space="preserve"> </w:t>
             </w:r>
             <w:r>
-              <w:t xml:space="preserve">(51 tests)</w:t>
+              <w:t xml:space="preserve">(57 tests)</w:t>
             </w:r>
           </w:p>
         </w:tc>
@@ -3210,7 +3148,7 @@
               <w:rPr>
                 <w:rStyle w:val="VerbatimChar"/>
               </w:rPr>
-              <w:t xml:space="preserve">.github/workflows/ci.yml</w:t>
+              <w:t xml:space="preserve">.github/workflows/tests.yml</w:t>
             </w:r>
             <w:r>
               <w:t xml:space="preserve">)</w:t>
@@ -3656,23 +3594,7 @@
         <w:t xml:space="preserve"> </w:t>
       </w:r>
       <w:r>
-        <w:t xml:space="preserve">revisadas manualmente, herramientas de mantenimiento del dataset y empaquetado opcional en ejecutable Windows. La capa gráfica escape room / novela queda como evolución futura.</w:t>
-      </w:r>
-      <w:r>
-        <w:t xml:space="preserve"> </w:t>
-      </w:r>
-      <w:r>
-        <w:rPr>
-          <w:b/>
-          <w:bCs/>
-        </w:rPr>
-        <w:t xml:space="preserve">No se ha utilizado Pygame ni otro motor gráfico</w:t>
-      </w:r>
-      <w:r>
-        <w:t xml:space="preserve"> </w:t>
-      </w:r>
-      <w:r>
-        <w:t xml:space="preserve">en esta versión; la interfaz es exclusivamente textual en terminal.</w:t>
+        <w:t xml:space="preserve">revisadas manualmente, herramientas de mantenimiento del dataset y empaquetado opcional en ejecutable Windows. Una versión gráfica en pygame se desarrolla en rama aparte.</w:t>
       </w:r>
     </w:p>
     <w:p>
@@ -3743,7 +3665,7 @@
               <w:rPr>
                 <w:rStyle w:val="VerbatimChar"/>
               </w:rPr>
-              <w:t xml:space="preserve">Juego/juego_cuestionario.py</w:t>
+              <w:t xml:space="preserve">Juego/juego_consola.py</w:t>
             </w:r>
             <w:r>
               <w:t xml:space="preserve"> </w:t>
@@ -3772,6 +3694,21 @@
             <w:pPr>
               <w:pStyle w:val="Compact"/>
             </w:pPr>
+            <w:r>
+              <w:rPr>
+                <w:rStyle w:val="VerbatimChar"/>
+              </w:rPr>
+              <w:t xml:space="preserve">Juego/Comun/</w:t>
+            </w:r>
+            <w:r>
+              <w:t xml:space="preserve"> </w:t>
+            </w:r>
+            <w:r>
+              <w:t xml:space="preserve">(dominio compartido) +</w:t>
+            </w:r>
+            <w:r>
+              <w:t xml:space="preserve"> </w:t>
+            </w:r>
             <w:r>
               <w:rPr>
                 <w:rStyle w:val="VerbatimChar"/>
@@ -3782,7 +3719,7 @@
               <w:t xml:space="preserve"> </w:t>
             </w:r>
             <w:r>
-              <w:t xml:space="preserve">(19 módulos)</w:t>
+              <w:t xml:space="preserve">(UI terminal)</w:t>
             </w:r>
           </w:p>
         </w:tc>
@@ -3945,7 +3882,7 @@
                 <w:b/>
                 <w:bCs/>
               </w:rPr>
-              <w:t xml:space="preserve">51 tests</w:t>
+              <w:t xml:space="preserve">57 tests</w:t>
             </w:r>
             <w:r>
               <w:t xml:space="preserve"> </w:t>
@@ -4827,7 +4764,7 @@
         <w:rPr>
           <w:rStyle w:val="VerbatimChar"/>
         </w:rPr>
-        <w:t xml:space="preserve">Juego/Consola/datos.py</w:t>
+        <w:t xml:space="preserve">Juego/Comun/datos.py</w:t>
       </w:r>
       <w:r>
         <w:t xml:space="preserve">. Los scripts de regeneración masiva del CSV se aislaron en</w:t>
@@ -4860,7 +4797,7 @@
         <w:t xml:space="preserve"> </w:t>
       </w:r>
       <w:r>
-        <w:t xml:space="preserve">(51 tests) con CI en GitHub Actions. Catálogo de comandos:</w:t>
+        <w:t xml:space="preserve">(57 tests) con CI en GitHub Actions. Catálogo de comandos:</w:t>
       </w:r>
       <w:r>
         <w:t xml:space="preserve"> </w:t>
@@ -6518,18 +6455,27 @@
               <w:pStyle w:val="Compact"/>
             </w:pPr>
             <w:r>
-              <w:t xml:space="preserve">Pendiente (futuro)</w:t>
-            </w:r>
-          </w:p>
-        </w:tc>
-        <w:tc>
-          <w:tcPr/>
-          <w:p>
-            <w:pPr>
-              <w:pStyle w:val="Compact"/>
-            </w:pPr>
-            <w:r>
-              <w:t xml:space="preserve">Solo consola; Pygame no utilizado</w:t>
+              <w:t xml:space="preserve">Pendiente (rama feature)</w:t>
+            </w:r>
+          </w:p>
+        </w:tc>
+        <w:tc>
+          <w:tcPr/>
+          <w:p>
+            <w:pPr>
+              <w:pStyle w:val="Compact"/>
+            </w:pPr>
+            <w:r>
+              <w:t xml:space="preserve">Prototipo pygame en</w:t>
+            </w:r>
+            <w:r>
+              <w:t xml:space="preserve"> </w:t>
+            </w:r>
+            <w:r>
+              <w:rPr>
+                <w:rStyle w:val="VerbatimChar"/>
+              </w:rPr>
+              <w:t xml:space="preserve">feature/juego-grafico-pygame</w:t>
             </w:r>
           </w:p>
         </w:tc>
@@ -6579,7 +6525,7 @@
               <w:pStyle w:val="Compact"/>
             </w:pPr>
             <w:r>
-              <w:t xml:space="preserve">Banco validado, 51 tests + CI; sin estudio con usuarios</w:t>
+              <w:t xml:space="preserve">Banco validado, 57 tests + CI; sin estudio con usuarios</w:t>
             </w:r>
           </w:p>
         </w:tc>
@@ -6606,7 +6552,19 @@
         <w:t xml:space="preserve"> </w:t>
       </w:r>
       <w:r>
-        <w:t xml:space="preserve">OE2, OE3 y OE5 están cubiertos en su versión de consola. OE1 y OE4 (narrativa gráfica e interfaz visual) quedan explícitamente como trabajo futuro. Esta decisión es defendible: el prototipo valida el núcleo evaluable sin el coste de desarrollo gráfico, en línea con el principio de prototipado incremental en ingeniería del software.</w:t>
+        <w:t xml:space="preserve">OE2, OE3 y OE5 están cubiertos en su versión de consola. OE1 y OE4 (narrativa gráfica e interfaz visual) quedan como trabajo futuro; OE4 avanza en la rama</w:t>
+      </w:r>
+      <w:r>
+        <w:t xml:space="preserve"> </w:t>
+      </w:r>
+      <w:r>
+        <w:rPr>
+          <w:rStyle w:val="VerbatimChar"/>
+        </w:rPr>
+        <w:t xml:space="preserve">feature/juego-grafico-pygame</w:t>
+      </w:r>
+      <w:r>
+        <w:t xml:space="preserve">.</w:t>
       </w:r>
     </w:p>
     <w:bookmarkEnd w:id="58"/>
@@ -7664,7 +7622,7 @@
       </w:r>
     </w:p>
     <w:bookmarkEnd w:id="66"/>
-    <w:bookmarkStart w:id="72" w:name="Xa64dd2c24157f2ab9510a3ab51cede95ea9eec8"/>
+    <w:bookmarkStart w:id="73" w:name="Xa64dd2c24157f2ab9510a3ab51cede95ea9eec8"/>
     <w:p>
       <w:pPr>
         <w:pStyle w:val="Heading2"/>
@@ -7851,6 +7809,23 @@
                 <w:rPr>
                   <w:rStyle w:val="VerbatimChar"/>
                 </w:rPr>
+                <w:t xml:space="preserve">Juego/Comun/README.md</w:t>
+              </w:r>
+            </w:hyperlink>
+            <w:r>
+              <w:t xml:space="preserve"> </w:t>
+            </w:r>
+            <w:r>
+              <w:t xml:space="preserve">·</w:t>
+            </w:r>
+            <w:r>
+              <w:t xml:space="preserve"> </w:t>
+            </w:r>
+            <w:hyperlink r:id="rId70">
+              <w:r>
+                <w:rPr>
+                  <w:rStyle w:val="VerbatimChar"/>
+                </w:rPr>
                 <w:t xml:space="preserve">Juego/Consola/README.md</w:t>
               </w:r>
             </w:hyperlink>
@@ -7926,7 +7901,7 @@
             <w:pPr>
               <w:pStyle w:val="Compact"/>
             </w:pPr>
-            <w:hyperlink r:id="rId70">
+            <w:hyperlink r:id="rId71">
               <w:r>
                 <w:rPr>
                   <w:rStyle w:val="VerbatimChar"/>
@@ -7966,7 +7941,7 @@
             <w:pPr>
               <w:pStyle w:val="Compact"/>
             </w:pPr>
-            <w:hyperlink r:id="rId71">
+            <w:hyperlink r:id="rId72">
               <w:r>
                 <w:rPr>
                   <w:rStyle w:val="VerbatimChar"/>
@@ -8076,8 +8051,8 @@
         <w:t xml:space="preserve">https://github.com/Dafafi63f/Escape-Room.git</w:t>
       </w:r>
     </w:p>
-    <w:bookmarkEnd w:id="72"/>
     <w:bookmarkEnd w:id="73"/>
+    <w:bookmarkEnd w:id="74"/>
     <w:sectPr>
       <w:footnotePr>
         <w:numRestart w:val="eachSect"/>

--- a/Entrega/Memoria/Memoria_TFG_markdown.docx
+++ b/Entrega/Memoria/Memoria_TFG_markdown.docx
@@ -2255,7 +2255,7 @@
               <w:pStyle w:val="Compact"/>
             </w:pPr>
             <w:r>
-              <w:t xml:space="preserve">Lanzador</w:t>
+              <w:t xml:space="preserve">Lanzadores</w:t>
             </w:r>
           </w:p>
         </w:tc>
@@ -2271,16 +2271,22 @@
               </w:rPr>
               <w:t xml:space="preserve">juego_consola.py</w:t>
             </w:r>
-          </w:p>
-        </w:tc>
-        <w:tc>
-          <w:tcPr/>
-          <w:p>
-            <w:pPr>
-              <w:pStyle w:val="Compact"/>
-            </w:pPr>
-            <w:r>
-              <w:t xml:space="preserve">Menú, tutorial de teclado, bucle de modos</w:t>
+            <w:r>
+              <w:rPr>
+                <w:rStyle w:val="VerbatimChar"/>
+              </w:rPr>
+              <w:t xml:space="preserve">juego_grafico.py</w:t>
+            </w:r>
+          </w:p>
+        </w:tc>
+        <w:tc>
+          <w:tcPr/>
+          <w:p>
+            <w:pPr>
+              <w:pStyle w:val="Compact"/>
+            </w:pPr>
+            <w:r>
+              <w:t xml:space="preserve">Terminal y pygame (prototipo modo libre)</w:t>
             </w:r>
           </w:p>
         </w:tc>
@@ -2309,6 +2315,45 @@
               </w:rPr>
               <w:t xml:space="preserve">Juego/Comun/</w:t>
             </w:r>
+            <w:r>
+              <w:t xml:space="preserve"> </w:t>
+            </w:r>
+            <w:r>
+              <w:t xml:space="preserve">(</w:t>
+            </w:r>
+            <w:r>
+              <w:rPr>
+                <w:rStyle w:val="VerbatimChar"/>
+              </w:rPr>
+              <w:t xml:space="preserve">motor_nucleo.py</w:t>
+            </w:r>
+            <w:r>
+              <w:t xml:space="preserve">,</w:t>
+            </w:r>
+            <w:r>
+              <w:t xml:space="preserve"> </w:t>
+            </w:r>
+            <w:r>
+              <w:rPr>
+                <w:rStyle w:val="VerbatimChar"/>
+              </w:rPr>
+              <w:t xml:space="preserve">reglas_partida.py</w:t>
+            </w:r>
+            <w:r>
+              <w:t xml:space="preserve">,</w:t>
+            </w:r>
+            <w:r>
+              <w:t xml:space="preserve"> </w:t>
+            </w:r>
+            <w:r>
+              <w:rPr>
+                <w:rStyle w:val="VerbatimChar"/>
+              </w:rPr>
+              <w:t xml:space="preserve">datos.py</w:t>
+            </w:r>
+            <w:r>
+              <w:t xml:space="preserve">, …)</w:t>
+            </w:r>
           </w:p>
         </w:tc>
         <w:tc>
@@ -2331,7 +2376,7 @@
               <w:pStyle w:val="Compact"/>
             </w:pPr>
             <w:r>
-              <w:t xml:space="preserve">Modos</w:t>
+              <w:t xml:space="preserve">Modos (consola)</w:t>
             </w:r>
           </w:p>
         </w:tc>
@@ -3118,7 +3163,7 @@
               <w:t xml:space="preserve"> </w:t>
             </w:r>
             <w:r>
-              <w:t xml:space="preserve">(57 tests)</w:t>
+              <w:t xml:space="preserve">(74 tests)</w:t>
             </w:r>
           </w:p>
         </w:tc>
@@ -3578,7 +3623,23 @@
         <w:t xml:space="preserve"> </w:t>
       </w:r>
       <w:r>
-        <w:t xml:space="preserve">cuestionario en consola con tres modos operativos (libre, historia, feedback), banco de</w:t>
+        <w:t xml:space="preserve">cuestionario en consola con tres modos operativos (libre, historia, feedback) y</w:t>
+      </w:r>
+      <w:r>
+        <w:t xml:space="preserve"> </w:t>
+      </w:r>
+      <w:r>
+        <w:rPr>
+          <w:b/>
+          <w:bCs/>
+        </w:rPr>
+        <w:t xml:space="preserve">prototipo gráfico</w:t>
+      </w:r>
+      <w:r>
+        <w:t xml:space="preserve"> </w:t>
+      </w:r>
+      <w:r>
+        <w:t xml:space="preserve">en pygame (modo libre), banco de</w:t>
       </w:r>
       <w:r>
         <w:t xml:space="preserve"> </w:t>
@@ -3594,7 +3655,7 @@
         <w:t xml:space="preserve"> </w:t>
       </w:r>
       <w:r>
-        <w:t xml:space="preserve">revisadas manualmente, herramientas de mantenimiento del dataset y empaquetado opcional en ejecutable Windows. Una versión gráfica en pygame se desarrolla en rama aparte.</w:t>
+        <w:t xml:space="preserve">revisadas manualmente, herramientas de mantenimiento del dataset y empaquetado opcional en ejecutable Windows. La capa narrativa escape room / novela gráfica completa queda como evolución futura.</w:t>
       </w:r>
     </w:p>
     <w:p>
@@ -3882,7 +3943,7 @@
                 <w:b/>
                 <w:bCs/>
               </w:rPr>
-              <w:t xml:space="preserve">57 tests</w:t>
+              <w:t xml:space="preserve">74 tests</w:t>
             </w:r>
             <w:r>
               <w:t xml:space="preserve"> </w:t>
@@ -4797,7 +4858,7 @@
         <w:t xml:space="preserve"> </w:t>
       </w:r>
       <w:r>
-        <w:t xml:space="preserve">(57 tests) con CI en GitHub Actions. Catálogo de comandos:</w:t>
+        <w:t xml:space="preserve">(74 tests) con CI en GitHub Actions. Catálogo de comandos:</w:t>
       </w:r>
       <w:r>
         <w:t xml:space="preserve"> </w:t>
@@ -6455,27 +6516,27 @@
               <w:pStyle w:val="Compact"/>
             </w:pPr>
             <w:r>
-              <w:t xml:space="preserve">Pendiente (rama feature)</w:t>
-            </w:r>
-          </w:p>
-        </w:tc>
-        <w:tc>
-          <w:tcPr/>
-          <w:p>
-            <w:pPr>
-              <w:pStyle w:val="Compact"/>
-            </w:pPr>
-            <w:r>
-              <w:t xml:space="preserve">Prototipo pygame en</w:t>
-            </w:r>
-            <w:r>
-              <w:t xml:space="preserve"> </w:t>
-            </w:r>
+              <w:t xml:space="preserve">Parcial (prototipo)</w:t>
+            </w:r>
+          </w:p>
+        </w:tc>
+        <w:tc>
+          <w:tcPr/>
+          <w:p>
+            <w:pPr>
+              <w:pStyle w:val="Compact"/>
+            </w:pPr>
             <w:r>
               <w:rPr>
                 <w:rStyle w:val="VerbatimChar"/>
               </w:rPr>
-              <w:t xml:space="preserve">feature/juego-grafico-pygame</w:t>
+              <w:t xml:space="preserve">juego_grafico.py</w:t>
+            </w:r>
+            <w:r>
+              <w:t xml:space="preserve"> </w:t>
+            </w:r>
+            <w:r>
+              <w:t xml:space="preserve">+ modo libre pygame; consola sigue siendo referencia completa</w:t>
             </w:r>
           </w:p>
         </w:tc>
@@ -6525,7 +6586,7 @@
               <w:pStyle w:val="Compact"/>
             </w:pPr>
             <w:r>
-              <w:t xml:space="preserve">Banco validado, 57 tests + CI; sin estudio con usuarios</w:t>
+              <w:t xml:space="preserve">Banco validado, 74 tests + CI; sin estudio con usuarios</w:t>
             </w:r>
           </w:p>
         </w:tc>
@@ -6552,19 +6613,7 @@
         <w:t xml:space="preserve"> </w:t>
       </w:r>
       <w:r>
-        <w:t xml:space="preserve">OE2, OE3 y OE5 están cubiertos en su versión de consola. OE1 y OE4 (narrativa gráfica e interfaz visual) quedan como trabajo futuro; OE4 avanza en la rama</w:t>
-      </w:r>
-      <w:r>
-        <w:t xml:space="preserve"> </w:t>
-      </w:r>
-      <w:r>
-        <w:rPr>
-          <w:rStyle w:val="VerbatimChar"/>
-        </w:rPr>
-        <w:t xml:space="preserve">feature/juego-grafico-pygame</w:t>
-      </w:r>
-      <w:r>
-        <w:t xml:space="preserve">.</w:t>
+        <w:t xml:space="preserve">OE2, OE3 y OE5 están cubiertos en su versión de consola. OE4 avanza con un prototipo gráfico (modo libre en pygame); OE1 (narrativa gráfica completa) queda como trabajo futuro. Esta decisión es defendible: el prototipo valida el núcleo evaluable antes del coste de la capa narrativa visual, en línea con el principio de prototipado incremental en ingeniería del software.</w:t>
       </w:r>
     </w:p>
     <w:bookmarkEnd w:id="58"/>

--- a/Entrega/Memoria/Memoria_TFG_markdown.docx
+++ b/Entrega/Memoria/Memoria_TFG_markdown.docx
@@ -92,7 +92,7 @@
         <w:t xml:space="preserve"> </w:t>
       </w:r>
       <w:r>
-        <w:t xml:space="preserve">es el prototipo en consola (banco + tres modos de juego) descrito en esta memoria; la capa gráfica y narrativa queda como evolución futura del mismo proyecto.</w:t>
+        <w:t xml:space="preserve">es el cuestionario (banco + modos de juego en consola y gráfico pygame) descrito en esta memoria; la capa narrativa escape room completa queda como evolución futura del mismo proyecto.</w:t>
       </w:r>
     </w:p>
     <w:p>
@@ -208,7 +208,7 @@
         <w:rPr>
           <w:rStyle w:val="VerbatimChar"/>
         </w:rPr>
-        <w:t xml:space="preserve">python Entrega/exportar_memoria.py</w:t>
+        <w:t xml:space="preserve">python exportar_memoria.py</w:t>
       </w:r>
       <w:r>
         <w:t xml:space="preserve">. El PDF lo exportas desde Word tras editar.</w:t>
@@ -244,7 +244,7 @@
         <w:t xml:space="preserve"> </w:t>
       </w:r>
       <w:r>
-        <w:t xml:space="preserve">con metadatos curriculares, un juego en consola con tres modos (libre, historia y feedback) y herramientas de validación del dataset. El documento de proyecto inicial planteaba un escape room con interfaz gráfica; se adoptó un enfoque incremental que prioriza el contenido evaluable y el motor de juego antes de la capa narrativa visual. Los resultados muestran un sistema funcional, documentado y extensible; la validación con usuarios y la interfaz gráfica quedan como trabajo futuro.</w:t>
+        <w:t xml:space="preserve">con metadatos curriculares, un juego en consola con cuatro modos (libre, historia, resistencia y feedback), una versión gráfica en pygame (libre, historia y resistencia) y herramientas de validación del dataset. El documento de proyecto inicial planteaba un escape room con interfaz gráfica; se adoptó un enfoque incremental que prioriza el contenido evaluable y el motor de juego antes de la capa narrativa visual. Los resultados muestran un sistema funcional, documentado y extensible; la validación con usuarios y la narrativa gráfica quedan como trabajo futuro.</w:t>
       </w:r>
     </w:p>
     <w:p>
@@ -447,16 +447,7 @@
         <w:t xml:space="preserve">mantenimiento.py validar</w:t>
       </w:r>
       <w:r>
-        <w:t xml:space="preserve">, la revisión manual (</w:t>
-      </w:r>
-      <w:r>
-        <w:rPr>
-          <w:rStyle w:val="VerbatimChar"/>
-        </w:rPr>
-        <w:t xml:space="preserve">Revision/revision_manual_banco.md</w:t>
-      </w:r>
-      <w:r>
-        <w:t xml:space="preserve">) y scripts de auditoría. Los</w:t>
+        <w:t xml:space="preserve">, la revisión manual del banco de producción (480 ítems, cerrada) y scripts de auditoría. Los</w:t>
       </w:r>
       <w:r>
         <w:t xml:space="preserve"> </w:t>
@@ -1967,7 +1958,7 @@
         <w:t xml:space="preserve"> </w:t>
       </w:r>
       <w:r>
-        <w:t xml:space="preserve">revisión manual por bloques de Ids (1–480), con registro en</w:t>
+        <w:t xml:space="preserve">revisión manual por bloques de Ids (1–480), completada. Criterios: redacción genérica, coherencia con el nivel de la materia, distractores plausibles, ausencia de referencias a temarios internos de asignatura. La calidad estructural se verifica con</w:t>
       </w:r>
       <w:r>
         <w:t xml:space="preserve"> </w:t>
@@ -1976,10 +1967,10 @@
         <w:rPr>
           <w:rStyle w:val="VerbatimChar"/>
         </w:rPr>
-        <w:t xml:space="preserve">Revision/revision_manual_banco.md</w:t>
-      </w:r>
-      <w:r>
-        <w:t xml:space="preserve">. Criterios: redacción genérica, coherencia con el nivel de la materia, distractores plausibles, ausencia de referencias a temarios internos de asignatura.</w:t>
+        <w:t xml:space="preserve">mantenimiento.py validar</w:t>
+      </w:r>
+      <w:r>
+        <w:t xml:space="preserve">.</w:t>
       </w:r>
     </w:p>
     <w:p>
@@ -2286,7 +2277,7 @@
               <w:pStyle w:val="Compact"/>
             </w:pPr>
             <w:r>
-              <w:t xml:space="preserve">Terminal y pygame (prototipo modo libre)</w:t>
+              <w:t xml:space="preserve">Terminal y pygame (libre, historia, resistencia)</w:t>
             </w:r>
           </w:p>
         </w:tc>
@@ -2352,7 +2343,7 @@
               <w:t xml:space="preserve">datos.py</w:t>
             </w:r>
             <w:r>
-              <w:t xml:space="preserve">, …)</w:t>
+              <w:t xml:space="preserve">, resistencia, …)</w:t>
             </w:r>
           </w:p>
         </w:tc>
@@ -2402,6 +2393,12 @@
               <w:rPr>
                 <w:rStyle w:val="VerbatimChar"/>
               </w:rPr>
+              <w:t xml:space="preserve">motor_resistencia.py</w:t>
+            </w:r>
+            <w:r>
+              <w:rPr>
+                <w:rStyle w:val="VerbatimChar"/>
+              </w:rPr>
               <w:t xml:space="preserve">modo_feedback.py</w:t>
             </w:r>
           </w:p>
@@ -2426,7 +2423,84 @@
               <w:pStyle w:val="Compact"/>
             </w:pPr>
             <w:r>
-              <w:t xml:space="preserve">Interacción</w:t>
+              <w:t xml:space="preserve">Interfaz gráfica</w:t>
+            </w:r>
+          </w:p>
+        </w:tc>
+        <w:tc>
+          <w:tcPr/>
+          <w:p>
+            <w:pPr>
+              <w:pStyle w:val="Compact"/>
+            </w:pPr>
+            <w:r>
+              <w:rPr>
+                <w:rStyle w:val="VerbatimChar"/>
+              </w:rPr>
+              <w:t xml:space="preserve">Juego/Grafico/</w:t>
+            </w:r>
+            <w:r>
+              <w:t xml:space="preserve"> </w:t>
+            </w:r>
+            <w:r>
+              <w:t xml:space="preserve">(</w:t>
+            </w:r>
+            <w:r>
+              <w:rPr>
+                <w:rStyle w:val="VerbatimChar"/>
+              </w:rPr>
+              <w:t xml:space="preserve">pantallas*.py</w:t>
+            </w:r>
+            <w:r>
+              <w:t xml:space="preserve">,</w:t>
+            </w:r>
+            <w:r>
+              <w:t xml:space="preserve"> </w:t>
+            </w:r>
+            <w:r>
+              <w:rPr>
+                <w:rStyle w:val="VerbatimChar"/>
+              </w:rPr>
+              <w:t xml:space="preserve">ui.py</w:t>
+            </w:r>
+            <w:r>
+              <w:t xml:space="preserve">,</w:t>
+            </w:r>
+            <w:r>
+              <w:t xml:space="preserve"> </w:t>
+            </w:r>
+            <w:r>
+              <w:rPr>
+                <w:rStyle w:val="VerbatimChar"/>
+              </w:rPr>
+              <w:t xml:space="preserve">tooltips_ui.py</w:t>
+            </w:r>
+            <w:r>
+              <w:t xml:space="preserve">, …)</w:t>
+            </w:r>
+          </w:p>
+        </w:tc>
+        <w:tc>
+          <w:tcPr/>
+          <w:p>
+            <w:pPr>
+              <w:pStyle w:val="Compact"/>
+            </w:pPr>
+            <w:r>
+              <w:t xml:space="preserve">Menús y partida con ratón (pygame)</w:t>
+            </w:r>
+          </w:p>
+        </w:tc>
+      </w:tr>
+      <w:tr>
+        <w:tc>
+          <w:tcPr/>
+          <w:p>
+            <w:pPr>
+              <w:pStyle w:val="Compact"/>
+            </w:pPr>
+            <w:r>
+              <w:t xml:space="preserve">Interacción (consola)</w:t>
             </w:r>
           </w:p>
         </w:tc>
@@ -2643,6 +2717,34 @@
                 <w:b/>
                 <w:bCs/>
               </w:rPr>
+              <w:t xml:space="preserve">Resistencia</w:t>
+            </w:r>
+          </w:p>
+        </w:tc>
+        <w:tc>
+          <w:tcPr/>
+          <w:p>
+            <w:pPr>
+              <w:pStyle w:val="Compact"/>
+            </w:pPr>
+            <w:r>
+              <w:t xml:space="preserve">Partida infinita con eventos, objetos y ranking local de preguntas alcanzadas</w:t>
+            </w:r>
+          </w:p>
+        </w:tc>
+      </w:tr>
+      <w:tr>
+        <w:tc>
+          <w:tcPr/>
+          <w:p>
+            <w:pPr>
+              <w:pStyle w:val="Compact"/>
+            </w:pPr>
+            <w:r>
+              <w:rPr>
+                <w:b/>
+                <w:bCs/>
+              </w:rPr>
               <w:t xml:space="preserve">Feedback</w:t>
             </w:r>
           </w:p>
@@ -3040,16 +3142,7 @@
               <w:pStyle w:val="Compact"/>
             </w:pPr>
             <w:r>
-              <w:t xml:space="preserve">Bloques documentados en</w:t>
-            </w:r>
-            <w:r>
-              <w:t xml:space="preserve"> </w:t>
-            </w:r>
-            <w:r>
-              <w:rPr>
-                <w:rStyle w:val="VerbatimChar"/>
-              </w:rPr>
-              <w:t xml:space="preserve">Revision/revision_manual_banco.md</w:t>
+              <w:t xml:space="preserve">480/480 ítems revisados; validación automatizada</w:t>
             </w:r>
           </w:p>
         </w:tc>
@@ -3163,7 +3256,7 @@
               <w:t xml:space="preserve"> </w:t>
             </w:r>
             <w:r>
-              <w:t xml:space="preserve">(74 tests)</w:t>
+              <w:t xml:space="preserve">(238 tests)</w:t>
             </w:r>
           </w:p>
         </w:tc>
@@ -3346,7 +3439,7 @@
         </w:numPr>
       </w:pPr>
       <w:r>
-        <w:t xml:space="preserve">Los tres modos de juego eran ejecutables sin errores en el flujo principal.</w:t>
+        <w:t xml:space="preserve">Los modos de juego principales eran ejecutables sin errores en el flujo principal (consola y gráfico).</w:t>
       </w:r>
     </w:p>
     <w:p>
@@ -3623,23 +3716,23 @@
         <w:t xml:space="preserve"> </w:t>
       </w:r>
       <w:r>
-        <w:t xml:space="preserve">cuestionario en consola con tres modos operativos (libre, historia, feedback) y</w:t>
-      </w:r>
-      <w:r>
-        <w:t xml:space="preserve"> </w:t>
-      </w:r>
-      <w:r>
-        <w:rPr>
-          <w:b/>
-          <w:bCs/>
-        </w:rPr>
-        <w:t xml:space="preserve">prototipo gráfico</w:t>
-      </w:r>
-      <w:r>
-        <w:t xml:space="preserve"> </w:t>
-      </w:r>
-      <w:r>
-        <w:t xml:space="preserve">en pygame (modo libre), banco de</w:t>
+        <w:t xml:space="preserve">cuestionario en consola con cuatro modos operativos (libre, historia, resistencia, feedback) y</w:t>
+      </w:r>
+      <w:r>
+        <w:t xml:space="preserve"> </w:t>
+      </w:r>
+      <w:r>
+        <w:rPr>
+          <w:b/>
+          <w:bCs/>
+        </w:rPr>
+        <w:t xml:space="preserve">versión gráfica</w:t>
+      </w:r>
+      <w:r>
+        <w:t xml:space="preserve"> </w:t>
+      </w:r>
+      <w:r>
+        <w:t xml:space="preserve">en pygame (libre, historia y resistencia jugables; feedback en desarrollo), banco de</w:t>
       </w:r>
       <w:r>
         <w:t xml:space="preserve"> </w:t>
@@ -3943,7 +4036,7 @@
                 <w:b/>
                 <w:bCs/>
               </w:rPr>
-              <w:t xml:space="preserve">74 tests</w:t>
+              <w:t xml:space="preserve">238 tests</w:t>
             </w:r>
             <w:r>
               <w:t xml:space="preserve"> </w:t>
@@ -3958,7 +4051,10 @@
               <w:t xml:space="preserve">Tests/Juego/</w:t>
             </w:r>
             <w:r>
-              <w:t xml:space="preserve">,</w:t>
+              <w:t xml:space="preserve"> </w:t>
+            </w:r>
+            <w:r>
+              <w:t xml:space="preserve">230 +</w:t>
             </w:r>
             <w:r>
               <w:t xml:space="preserve"> </w:t>
@@ -3970,7 +4066,10 @@
               <w:t xml:space="preserve">Tests/Scripts/</w:t>
             </w:r>
             <w:r>
-              <w:t xml:space="preserve">); CI en GitHub Actions</w:t>
+              <w:t xml:space="preserve"> </w:t>
+            </w:r>
+            <w:r>
+              <w:t xml:space="preserve">8); CI en GitHub Actions</w:t>
             </w:r>
           </w:p>
         </w:tc>
@@ -4828,7 +4927,7 @@
         <w:t xml:space="preserve">Juego/Comun/datos.py</w:t>
       </w:r>
       <w:r>
-        <w:t xml:space="preserve">. Los scripts de regeneración masiva del CSV se aislaron en</w:t>
+        <w:t xml:space="preserve">. Los datos tabulares y JSON se organizan en</w:t>
       </w:r>
       <w:r>
         <w:t xml:space="preserve"> </w:t>
@@ -4837,6 +4936,63 @@
         <w:rPr>
           <w:rStyle w:val="VerbatimChar"/>
         </w:rPr>
+        <w:t xml:space="preserve">Data/CSV/</w:t>
+      </w:r>
+      <w:r>
+        <w:t xml:space="preserve"> </w:t>
+      </w:r>
+      <w:r>
+        <w:t xml:space="preserve">y</w:t>
+      </w:r>
+      <w:r>
+        <w:t xml:space="preserve"> </w:t>
+      </w:r>
+      <w:r>
+        <w:rPr>
+          <w:rStyle w:val="VerbatimChar"/>
+        </w:rPr>
+        <w:t xml:space="preserve">Data/JSON/</w:t>
+      </w:r>
+      <w:r>
+        <w:t xml:space="preserve"> </w:t>
+      </w:r>
+      <w:r>
+        <w:t xml:space="preserve">(resolución en</w:t>
+      </w:r>
+      <w:r>
+        <w:t xml:space="preserve"> </w:t>
+      </w:r>
+      <w:r>
+        <w:rPr>
+          <w:rStyle w:val="VerbatimChar"/>
+        </w:rPr>
+        <w:t xml:space="preserve">rutas.py</w:t>
+      </w:r>
+      <w:r>
+        <w:t xml:space="preserve"> </w:t>
+      </w:r>
+      <w:r>
+        <w:t xml:space="preserve">y</w:t>
+      </w:r>
+      <w:r>
+        <w:t xml:space="preserve"> </w:t>
+      </w:r>
+      <w:r>
+        <w:rPr>
+          <w:rStyle w:val="VerbatimChar"/>
+        </w:rPr>
+        <w:t xml:space="preserve">rutas_data.py</w:t>
+      </w:r>
+      <w:r>
+        <w:t xml:space="preserve">). Los scripts de regeneración masiva del CSV se aislaron en</w:t>
+      </w:r>
+      <w:r>
+        <w:t xml:space="preserve"> </w:t>
+      </w:r>
+      <w:r>
+        <w:rPr>
+          <w:rStyle w:val="VerbatimChar"/>
+        </w:rPr>
         <w:t xml:space="preserve">Files/Archivo/</w:t>
       </w:r>
       <w:r>
@@ -4858,7 +5014,7 @@
         <w:t xml:space="preserve"> </w:t>
       </w:r>
       <w:r>
-        <w:t xml:space="preserve">(74 tests) con CI en GitHub Actions. Catálogo de comandos:</w:t>
+        <w:t xml:space="preserve">(238 tests) con CI en GitHub Actions. Catálogo de comandos:</w:t>
       </w:r>
       <w:r>
         <w:t xml:space="preserve"> </w:t>
@@ -6516,7 +6672,7 @@
               <w:pStyle w:val="Compact"/>
             </w:pPr>
             <w:r>
-              <w:t xml:space="preserve">Parcial (prototipo)</w:t>
+              <w:t xml:space="preserve">Parcial (avanzado)</w:t>
             </w:r>
           </w:p>
         </w:tc>
@@ -6536,7 +6692,7 @@
               <w:t xml:space="preserve"> </w:t>
             </w:r>
             <w:r>
-              <w:t xml:space="preserve">+ modo libre pygame; consola sigue siendo referencia completa</w:t>
+              <w:t xml:space="preserve">+ libre, historia y resistencia en pygame; tooltips; consola sigue siendo referencia para feedback SMTP</w:t>
             </w:r>
           </w:p>
         </w:tc>
@@ -6586,7 +6742,7 @@
               <w:pStyle w:val="Compact"/>
             </w:pPr>
             <w:r>
-              <w:t xml:space="preserve">Banco validado, 74 tests + CI; sin estudio con usuarios</w:t>
+              <w:t xml:space="preserve">Banco validado, 238 tests + CI; sin estudio con usuarios</w:t>
             </w:r>
           </w:p>
         </w:tc>
@@ -6613,7 +6769,7 @@
         <w:t xml:space="preserve"> </w:t>
       </w:r>
       <w:r>
-        <w:t xml:space="preserve">OE2, OE3 y OE5 están cubiertos en su versión de consola. OE4 avanza con un prototipo gráfico (modo libre en pygame); OE1 (narrativa gráfica completa) queda como trabajo futuro. Esta decisión es defendible: el prototipo valida el núcleo evaluable antes del coste de la capa narrativa visual, en línea con el principio de prototipado incremental en ingeniería del software.</w:t>
+        <w:t xml:space="preserve">OE2, OE3 y OE5 están cubiertos en su versión de consola. OE4 avanza con una interfaz gráfica en pygame (modos libre, historia y resistencia); OE1 (narrativa gráfica completa) queda como trabajo futuro. Esta decisión es defendible: el prototipo valida el núcleo evaluable antes del coste de la capa narrativa visual, en línea con el principio de prototipado incremental en ingeniería del software.</w:t>
       </w:r>
     </w:p>
     <w:bookmarkEnd w:id="58"/>
@@ -7200,13 +7356,13 @@
           <w:b/>
           <w:bCs/>
         </w:rPr>
-        <w:t xml:space="preserve">juego en consola</w:t>
-      </w:r>
-      <w:r>
-        <w:t xml:space="preserve"> </w:t>
-      </w:r>
-      <w:r>
-        <w:t xml:space="preserve">con tres modos (libre, historia, feedback) que gamifica la autoevaluación;</w:t>
+        <w:t xml:space="preserve">juego</w:t>
+      </w:r>
+      <w:r>
+        <w:t xml:space="preserve"> </w:t>
+      </w:r>
+      <w:r>
+        <w:t xml:space="preserve">en consola y gráfico con modos libre, historia, resistencia y feedback que gamifica la autoevaluación;</w:t>
       </w:r>
     </w:p>
     <w:p>
@@ -7789,7 +7945,7 @@
               <w:pStyle w:val="Compact"/>
             </w:pPr>
             <w:r>
-              <w:t xml:space="preserve">Estado del proyecto y trazabilidad revisión manual (Ids 1–480)</w:t>
+              <w:t xml:space="preserve">Estado del proyecto y seguimiento</w:t>
             </w:r>
           </w:p>
         </w:tc>
@@ -7804,7 +7960,7 @@
                 <w:rPr>
                   <w:rStyle w:val="VerbatimChar"/>
                 </w:rPr>
-                <w:t xml:space="preserve">Revision/ESTADO.md</w:t>
+                <w:t xml:space="preserve">CHANGELOG.md</w:t>
               </w:r>
             </w:hyperlink>
             <w:r>
@@ -7818,7 +7974,7 @@
                 <w:rPr>
                   <w:rStyle w:val="VerbatimChar"/>
                 </w:rPr>
-                <w:t xml:space="preserve">revision_manual_banco.md</w:t>
+                <w:t xml:space="preserve">CHECKLIST.md</w:t>
               </w:r>
             </w:hyperlink>
           </w:p>
